--- a/熊猫成仙，从青竹山开始/第一卷 龙蛇起陆/第037章 你父亲知道底下有什么.docx
+++ b/熊猫成仙，从青竹山开始/第一卷 龙蛇起陆/第037章 你父亲知道底下有什么.docx
@@ -201,7 +201,7 @@
           <w:sz w:val="27"/>
           <w:szCs w:val="27"/>
         </w:rPr>
-        <w:t xml:space="preserve">竹长庚把竹杖往土里顿了一下。</w:t>
+        <w:t xml:space="preserve">竹长庚把竹杖插进土里半尺。</w:t>
       </w:r>
     </w:p>
     <w:p>
@@ -663,7 +663,7 @@
           <w:sz w:val="27"/>
           <w:szCs w:val="27"/>
         </w:rPr>
-        <w:t xml:space="preserve">竹长庚沉默了很久。</w:t>
+        <w:t xml:space="preserve">竹长庚张了一下嘴，没出声。</w:t>
       </w:r>
     </w:p>
     <w:p>
@@ -1013,7 +1013,7 @@
           <w:sz w:val="27"/>
           <w:szCs w:val="27"/>
         </w:rPr>
-        <w:t xml:space="preserve">看了很久。</w:t>
+        <w:t xml:space="preserve">看了三遍。</w:t>
       </w:r>
     </w:p>
     <w:p>
@@ -1517,7 +1517,7 @@
           <w:sz w:val="27"/>
           <w:szCs w:val="27"/>
         </w:rPr>
-        <w:t xml:space="preserve">竹长庚站在田埂上，站了很久。</w:t>
+        <w:t xml:space="preserve">竹长庚站在田埂上，脚底下那一小块土踩实了。</w:t>
       </w:r>
     </w:p>
     <w:p>
